--- a/CW2/OOPCW_REPORT_st85309.docx
+++ b/CW2/OOPCW_REPORT_st85309.docx
@@ -3054,15 +3054,13 @@
       <w:r>
         <w:t xml:space="preserve"> (</w:t>
       </w:r>
-      <w:hyperlink r:id="rId9" w:history="1">
-        <w:r>
-          <w:rPr>
-            <w:rStyle w:val="Hyperlink"/>
-            <w:rFonts w:cs="Times New Roman"/>
-          </w:rPr>
-          <w:t>https://github.com/ozerovvalya/SteelPoint</w:t>
-        </w:r>
-      </w:hyperlink>
+      <w:r>
+        <w:rPr>
+          <w:rStyle w:val="Hyperlink"/>
+          <w:rFonts w:cs="Times New Roman"/>
+        </w:rPr>
+        <w:t>https://github.com/ozerovvalya/SteelPoint-Web</w:t>
+      </w:r>
       <w:r>
         <w:t>)</w:t>
       </w:r>
@@ -3081,6 +3079,7 @@
           <w:kern w:val="32"/>
           <w:sz w:val="28"/>
           <w:szCs w:val="32"/>
+          <w:lang w:val="ru-RU"/>
         </w:rPr>
       </w:pPr>
       <w:r>
@@ -3259,20 +3258,12 @@
         </w:rPr>
         <w:t xml:space="preserve">Link to GitHub public repository with all the source files of the Course Work - </w:t>
       </w:r>
-      <w:hyperlink r:id="rId10" w:history="1">
-        <w:r>
-          <w:rPr>
-            <w:rStyle w:val="Hyperlink"/>
-            <w:rFonts w:cs="Times New Roman"/>
-          </w:rPr>
-          <w:t>https://github.com/ozerovvalya/SteelPoint</w:t>
-        </w:r>
-      </w:hyperlink>
-      <w:r>
-        <w:rPr>
+      <w:r>
+        <w:rPr>
+          <w:rStyle w:val="Hyperlink"/>
           <w:rFonts w:cs="Times New Roman"/>
         </w:rPr>
-        <w:t xml:space="preserve"> </w:t>
+        <w:t>https://github.com/ozerovvalya/SteelPoint-Web</w:t>
       </w:r>
     </w:p>
     <w:p>
@@ -3406,7 +3397,7 @@
                     <pic:cNvPicPr/>
                   </pic:nvPicPr>
                   <pic:blipFill>
-                    <a:blip r:embed="rId11"/>
+                    <a:blip r:embed="rId9"/>
                     <a:stretch>
                       <a:fillRect/>
                     </a:stretch>
@@ -3495,7 +3486,7 @@
                     <pic:cNvPicPr/>
                   </pic:nvPicPr>
                   <pic:blipFill>
-                    <a:blip r:embed="rId12"/>
+                    <a:blip r:embed="rId10"/>
                     <a:stretch>
                       <a:fillRect/>
                     </a:stretch>
@@ -3580,7 +3571,7 @@
                     <pic:cNvPicPr/>
                   </pic:nvPicPr>
                   <pic:blipFill>
-                    <a:blip r:embed="rId13"/>
+                    <a:blip r:embed="rId11"/>
                     <a:stretch>
                       <a:fillRect/>
                     </a:stretch>
@@ -3669,7 +3660,7 @@
                     <pic:cNvPicPr/>
                   </pic:nvPicPr>
                   <pic:blipFill>
-                    <a:blip r:embed="rId14"/>
+                    <a:blip r:embed="rId12"/>
                     <a:stretch>
                       <a:fillRect/>
                     </a:stretch>
@@ -3776,7 +3767,7 @@
                     <pic:cNvPicPr/>
                   </pic:nvPicPr>
                   <pic:blipFill>
-                    <a:blip r:embed="rId15"/>
+                    <a:blip r:embed="rId13"/>
                     <a:stretch>
                       <a:fillRect/>
                     </a:stretch>
@@ -3880,7 +3871,7 @@
                     <pic:cNvPicPr/>
                   </pic:nvPicPr>
                   <pic:blipFill>
-                    <a:blip r:embed="rId16"/>
+                    <a:blip r:embed="rId14"/>
                     <a:stretch>
                       <a:fillRect/>
                     </a:stretch>
@@ -3960,7 +3951,7 @@
                     <pic:cNvPicPr/>
                   </pic:nvPicPr>
                   <pic:blipFill>
-                    <a:blip r:embed="rId17"/>
+                    <a:blip r:embed="rId15"/>
                     <a:stretch>
                       <a:fillRect/>
                     </a:stretch>
@@ -4040,7 +4031,7 @@
                     <pic:cNvPicPr/>
                   </pic:nvPicPr>
                   <pic:blipFill>
-                    <a:blip r:embed="rId18"/>
+                    <a:blip r:embed="rId16"/>
                     <a:stretch>
                       <a:fillRect/>
                     </a:stretch>
@@ -4150,7 +4141,7 @@
                     <pic:cNvPicPr/>
                   </pic:nvPicPr>
                   <pic:blipFill>
-                    <a:blip r:embed="rId19"/>
+                    <a:blip r:embed="rId17"/>
                     <a:stretch>
                       <a:fillRect/>
                     </a:stretch>
@@ -4235,7 +4226,7 @@
                     <pic:cNvPicPr/>
                   </pic:nvPicPr>
                   <pic:blipFill>
-                    <a:blip r:embed="rId20"/>
+                    <a:blip r:embed="rId18"/>
                     <a:stretch>
                       <a:fillRect/>
                     </a:stretch>
@@ -4320,7 +4311,7 @@
                     <pic:cNvPicPr/>
                   </pic:nvPicPr>
                   <pic:blipFill>
-                    <a:blip r:embed="rId21"/>
+                    <a:blip r:embed="rId19"/>
                     <a:stretch>
                       <a:fillRect/>
                     </a:stretch>
@@ -4438,7 +4429,7 @@
                     <pic:cNvPicPr/>
                   </pic:nvPicPr>
                   <pic:blipFill>
-                    <a:blip r:embed="rId22"/>
+                    <a:blip r:embed="rId20"/>
                     <a:stretch>
                       <a:fillRect/>
                     </a:stretch>
@@ -4616,7 +4607,7 @@
                     <pic:cNvPicPr/>
                   </pic:nvPicPr>
                   <pic:blipFill>
-                    <a:blip r:embed="rId23"/>
+                    <a:blip r:embed="rId21"/>
                     <a:stretch>
                       <a:fillRect/>
                     </a:stretch>
@@ -13347,7 +13338,7 @@
       </w:pPr>
     </w:p>
     <w:sectPr>
-      <w:headerReference w:type="default" r:id="rId24"/>
+      <w:headerReference w:type="default" r:id="rId22"/>
       <w:pgSz w:w="11906" w:h="16838"/>
       <w:pgMar w:top="1134" w:right="851" w:bottom="1134" w:left="1701" w:header="709" w:footer="709" w:gutter="0"/>
       <w:cols w:space="708"/>
